--- a/04.references/style-formal.docx
+++ b/04.references/style-formal.docx
@@ -1,84 +1,48 @@
 
 <file path=word/document.xml><?xml version="1.0" encoding="utf-8"?>
-<w:document xmlns:wpc="http://schemas.microsoft.com/office/word/2010/wordprocessingCanvas" xmlns:cx="http://schemas.microsoft.com/office/drawing/2014/chartex" xmlns:cx1="http://schemas.microsoft.com/office/drawing/2015/9/8/chartex" xmlns:cx2="http://schemas.microsoft.com/office/drawing/2015/10/21/chartex" xmlns:cx3="http://schemas.microsoft.com/office/drawing/2016/5/9/chartex" xmlns:cx4="http://schemas.microsoft.com/office/drawing/2016/5/10/chartex" xmlns:cx5="http://schemas.microsoft.com/office/drawing/2016/5/11/chartex" xmlns:cx6="http://schemas.microsoft.com/office/drawing/2016/5/12/chartex" xmlns:cx7="http://schemas.microsoft.com/office/drawing/2016/5/13/chartex" xmlns:cx8="http://schemas.microsoft.com/office/drawing/2016/5/14/chartex" xmlns:mc="http://schemas.openxmlformats.org/markup-compatibility/2006" xmlns:m="http://schemas.openxmlformats.org/officeDocument/2006/math" xmlns:aink="http://schemas.microsoft.com/office/drawing/2016/ink" xmlns:am3d="http://schemas.microsoft.com/office/drawing/2017/model3d" xmlns:oel="http://schemas.microsoft.com/office/2019/extlst" xmlns:r="http://schemas.openxmlformats.org/officeDocument/2006/relationships" xmlns:wp14="http://schemas.microsoft.com/office/word/2010/wordprocessingDrawing" xmlns:wp="http://schemas.openxmlformats.org/drawingml/2006/wordprocessingDrawing" xmlns:wpg="http://schemas.microsoft.com/office/word/2010/wordprocessingGroup" xmlns:wpi="http://schemas.microsoft.com/office/word/2010/wordprocessingInk" xmlns:wps="http://schemas.microsoft.com/office/word/2010/wordprocessingShape" xmlns:o="urn:schemas-microsoft-com:office:office" xmlns:v="urn:schemas-microsoft-com:vml" xmlns:w10="urn:schemas-microsoft-com:office:word" xmlns:w="http://schemas.openxmlformats.org/wordprocessingml/2006/main" xmlns:w14="http://schemas.microsoft.com/office/word/2010/wordml" xmlns:w15="http://schemas.microsoft.com/office/word/2012/wordml" xmlns:w16cei="http://schemas.microsoft.com/office/word/2026/wordml/cei" xmlns:w16cex="http://schemas.microsoft.com/office/word/2018/wordml/cex" xmlns:w16cid="http://schemas.microsoft.com/office/word/2016/wordml/cid" xmlns:w16="http://schemas.microsoft.com/office/word/2018/wordml" xmlns:w16sdtdh="http://schemas.microsoft.com/office/word/2020/wordml/sdtdatahash" xmlns:w16sdtfl="http://schemas.microsoft.com/office/word/2024/wordml/sdtformatlock" xmlns:w16se="http://schemas.microsoft.com/office/word/2015/wordml/symex" xmlns:w16du="http://schemas.microsoft.com/office/word/2023/wordml/word16du" xmlns:wne="http://schemas.microsoft.com/office/word/2006/wordml" mc:Ignorable="w14 w15 w16se w16cid w16 w16cex w16sdtdh w16sdtfl w16du wp14">
+<w:document xmlns:wpc="http://schemas.microsoft.com/office/word/2010/wordprocessingCanvas" xmlns:cx="http://schemas.microsoft.com/office/drawing/2014/chartex" xmlns:cx1="http://schemas.microsoft.com/office/drawing/2015/9/8/chartex" xmlns:cx2="http://schemas.microsoft.com/office/drawing/2015/10/21/chartex" xmlns:cx3="http://schemas.microsoft.com/office/drawing/2016/5/9/chartex" xmlns:cx4="http://schemas.microsoft.com/office/drawing/2016/5/10/chartex" xmlns:cx5="http://schemas.microsoft.com/office/drawing/2016/5/11/chartex" xmlns:cx6="http://schemas.microsoft.com/office/drawing/2016/5/12/chartex" xmlns:cx7="http://schemas.microsoft.com/office/drawing/2016/5/13/chartex" xmlns:cx8="http://schemas.microsoft.com/office/drawing/2016/5/14/chartex" xmlns:mc="http://schemas.openxmlformats.org/markup-compatibility/2006" xmlns:m="http://schemas.openxmlformats.org/officeDocument/2006/math" xmlns:aink="http://schemas.microsoft.com/office/drawing/2016/ink" xmlns:am3d="http://schemas.microsoft.com/office/drawing/2017/model3d" xmlns:oel="http://schemas.microsoft.com/office/2019/extlst" xmlns:r="http://schemas.openxmlformats.org/officeDocument/2006/relationships" xmlns:wp14="http://schemas.microsoft.com/office/word/2010/wordprocessingDrawing" xmlns:wp="http://schemas.openxmlformats.org/drawingml/2006/wordprocessingDrawing" xmlns:wpg="http://schemas.microsoft.com/office/word/2010/wordprocessingGroup" xmlns:wpi="http://schemas.microsoft.com/office/word/2010/wordprocessingInk" xmlns:wps="http://schemas.microsoft.com/office/word/2010/wordprocessingShape" xmlns:o="urn:schemas-microsoft-com:office:office" xmlns:v="urn:schemas-microsoft-com:vml" xmlns:w10="urn:schemas-microsoft-com:office:word" xmlns:w="http://schemas.openxmlformats.org/wordprocessingml/2006/main" xmlns:w14="http://schemas.microsoft.com/office/word/2010/wordml" xmlns:w15="http://schemas.microsoft.com/office/word/2012/wordml" xmlns:w16cex="http://schemas.microsoft.com/office/word/2018/wordml/cex" xmlns:w16cid="http://schemas.microsoft.com/office/word/2016/wordml/cid" xmlns:w16="http://schemas.microsoft.com/office/word/2018/wordml" xmlns:w16sdtdh="http://schemas.microsoft.com/office/word/2020/wordml/sdtdatahash" xmlns:w16sdtfl="http://schemas.microsoft.com/office/word/2024/wordml/sdtformatlock" xmlns:w16se="http://schemas.microsoft.com/office/word/2015/wordml/symex" xmlns:w16du="http://schemas.microsoft.com/office/word/2023/wordml/word16du" xmlns:wne="http://schemas.microsoft.com/office/word/2006/wordml" mc:Ignorable="w14 w15 w16se w16cid w16 w16cex w16sdtdh w16sdtfl w16du wp14">
   <w:body>
     <w:p>
       <w:pPr>
         <w:pStyle w:val="Title"/>
-        <w:spacing w:before="0" w:after="0" w:line="480" w:lineRule="auto"/>
-        <w:jc w:val="left"/>
-        <w:rPr>
-          <w:rFonts w:cs="Arial"/>
-          <w:b w:val="0"/>
-          <w:bCs/>
-          <w:sz w:val="22"/>
-          <w:szCs w:val="22"/>
-        </w:rPr>
-      </w:pPr>
-      <w:r>
-        <w:rPr>
-          <w:rFonts w:cs="Arial"/>
-          <w:bCs/>
-          <w:sz w:val="22"/>
-          <w:szCs w:val="22"/>
-        </w:rPr>
+      </w:pPr>
+      <w:r>
         <w:t xml:space="preserve">Mapping </w:t>
       </w:r>
       <w:r>
-        <w:rPr>
-          <w:rFonts w:cs="Arial"/>
-          <w:bCs/>
-          <w:sz w:val="22"/>
-          <w:szCs w:val="22"/>
-        </w:rPr>
-        <w:t xml:space="preserve">Inundation Dynamics and Fisher Migrations </w:t>
-      </w:r>
-      <w:r>
-        <w:rPr>
-          <w:rFonts w:cs="Arial"/>
-          <w:bCs/>
-          <w:sz w:val="22"/>
-          <w:szCs w:val="22"/>
-        </w:rPr>
+        <w:t xml:space="preserve">Inundation Dynamics and </w:t>
+      </w:r>
+      <w:r>
+        <w:t>Fisher</w:t>
+      </w:r>
+      <w:r>
+        <w:t xml:space="preserve"> Migrations </w:t>
+      </w:r>
+      <w:r>
         <w:t xml:space="preserve">Across </w:t>
       </w:r>
       <w:r>
-        <w:rPr>
-          <w:rFonts w:cs="Arial"/>
-          <w:bCs/>
-          <w:sz w:val="22"/>
-          <w:szCs w:val="22"/>
-        </w:rPr>
         <w:t>Lake Chilwa’s Recession Cycles</w:t>
       </w:r>
       <w:r>
-        <w:rPr>
-          <w:rFonts w:cs="Arial"/>
-          <w:bCs/>
-          <w:sz w:val="22"/>
-          <w:szCs w:val="22"/>
-        </w:rPr>
         <w:t xml:space="preserve">: </w:t>
       </w:r>
       <w:r>
-        <w:rPr>
-          <w:rFonts w:cs="Arial"/>
-          <w:bCs/>
-          <w:sz w:val="22"/>
-          <w:szCs w:val="22"/>
-        </w:rPr>
         <w:t xml:space="preserve">Integrating SAR-optical remote sensing with ethnographic fieldwork in an endorheic </w:t>
       </w:r>
       <w:r>
-        <w:rPr>
-          <w:rFonts w:cs="Arial"/>
-          <w:bCs/>
-          <w:sz w:val="22"/>
-          <w:szCs w:val="22"/>
-        </w:rPr>
         <w:t>basin</w:t>
       </w:r>
     </w:p>
+    <w:p>
+      <w:pPr>
+        <w:pStyle w:val="Subtitle"/>
+      </w:pPr>
+      <w:r>
+        <w:t>Subtitle Reference</w:t>
+      </w:r>
+    </w:p>
+    <w:p/>
     <w:p>
       <w:pPr>
         <w:pStyle w:val="Author"/>
@@ -4439,7 +4403,7 @@
 </file>
 
 <file path=word/endnotes.xml><?xml version="1.0" encoding="utf-8"?>
-<w:endnotes xmlns:wpc="http://schemas.microsoft.com/office/word/2010/wordprocessingCanvas" xmlns:cx="http://schemas.microsoft.com/office/drawing/2014/chartex" xmlns:cx1="http://schemas.microsoft.com/office/drawing/2015/9/8/chartex" xmlns:cx2="http://schemas.microsoft.com/office/drawing/2015/10/21/chartex" xmlns:cx3="http://schemas.microsoft.com/office/drawing/2016/5/9/chartex" xmlns:cx4="http://schemas.microsoft.com/office/drawing/2016/5/10/chartex" xmlns:cx5="http://schemas.microsoft.com/office/drawing/2016/5/11/chartex" xmlns:cx6="http://schemas.microsoft.com/office/drawing/2016/5/12/chartex" xmlns:cx7="http://schemas.microsoft.com/office/drawing/2016/5/13/chartex" xmlns:cx8="http://schemas.microsoft.com/office/drawing/2016/5/14/chartex" xmlns:mc="http://schemas.openxmlformats.org/markup-compatibility/2006" xmlns:m="http://schemas.openxmlformats.org/officeDocument/2006/math" xmlns:aink="http://schemas.microsoft.com/office/drawing/2016/ink" xmlns:am3d="http://schemas.microsoft.com/office/drawing/2017/model3d" xmlns:oel="http://schemas.microsoft.com/office/2019/extlst" xmlns:r="http://schemas.openxmlformats.org/officeDocument/2006/relationships" xmlns:wp14="http://schemas.microsoft.com/office/word/2010/wordprocessingDrawing" xmlns:wp="http://schemas.openxmlformats.org/drawingml/2006/wordprocessingDrawing" xmlns:wpg="http://schemas.microsoft.com/office/word/2010/wordprocessingGroup" xmlns:wpi="http://schemas.microsoft.com/office/word/2010/wordprocessingInk" xmlns:wps="http://schemas.microsoft.com/office/word/2010/wordprocessingShape" xmlns:o="urn:schemas-microsoft-com:office:office" xmlns:v="urn:schemas-microsoft-com:vml" xmlns:w10="urn:schemas-microsoft-com:office:word" xmlns:w="http://schemas.openxmlformats.org/wordprocessingml/2006/main" xmlns:w14="http://schemas.microsoft.com/office/word/2010/wordml" xmlns:w15="http://schemas.microsoft.com/office/word/2012/wordml" xmlns:w16cei="http://schemas.microsoft.com/office/word/2026/wordml/cei" xmlns:w16cex="http://schemas.microsoft.com/office/word/2018/wordml/cex" xmlns:w16cid="http://schemas.microsoft.com/office/word/2016/wordml/cid" xmlns:w16="http://schemas.microsoft.com/office/word/2018/wordml" xmlns:w16sdtdh="http://schemas.microsoft.com/office/word/2020/wordml/sdtdatahash" xmlns:w16sdtfl="http://schemas.microsoft.com/office/word/2024/wordml/sdtformatlock" xmlns:w16se="http://schemas.microsoft.com/office/word/2015/wordml/symex" xmlns:w16du="http://schemas.microsoft.com/office/word/2023/wordml/word16du" xmlns:wne="http://schemas.microsoft.com/office/word/2006/wordml" mc:Ignorable="w14 w15 w16se w16cid w16 w16cex w16sdtdh w16sdtfl w16du wp14">
+<w:endnotes xmlns:wpc="http://schemas.microsoft.com/office/word/2010/wordprocessingCanvas" xmlns:cx="http://schemas.microsoft.com/office/drawing/2014/chartex" xmlns:cx1="http://schemas.microsoft.com/office/drawing/2015/9/8/chartex" xmlns:cx2="http://schemas.microsoft.com/office/drawing/2015/10/21/chartex" xmlns:cx3="http://schemas.microsoft.com/office/drawing/2016/5/9/chartex" xmlns:cx4="http://schemas.microsoft.com/office/drawing/2016/5/10/chartex" xmlns:cx5="http://schemas.microsoft.com/office/drawing/2016/5/11/chartex" xmlns:cx6="http://schemas.microsoft.com/office/drawing/2016/5/12/chartex" xmlns:cx7="http://schemas.microsoft.com/office/drawing/2016/5/13/chartex" xmlns:cx8="http://schemas.microsoft.com/office/drawing/2016/5/14/chartex" xmlns:mc="http://schemas.openxmlformats.org/markup-compatibility/2006" xmlns:m="http://schemas.openxmlformats.org/officeDocument/2006/math" xmlns:aink="http://schemas.microsoft.com/office/drawing/2016/ink" xmlns:am3d="http://schemas.microsoft.com/office/drawing/2017/model3d" xmlns:oel="http://schemas.microsoft.com/office/2019/extlst" xmlns:r="http://schemas.openxmlformats.org/officeDocument/2006/relationships" xmlns:wp14="http://schemas.microsoft.com/office/word/2010/wordprocessingDrawing" xmlns:wp="http://schemas.openxmlformats.org/drawingml/2006/wordprocessingDrawing" xmlns:wpg="http://schemas.microsoft.com/office/word/2010/wordprocessingGroup" xmlns:wpi="http://schemas.microsoft.com/office/word/2010/wordprocessingInk" xmlns:wps="http://schemas.microsoft.com/office/word/2010/wordprocessingShape" xmlns:o="urn:schemas-microsoft-com:office:office" xmlns:v="urn:schemas-microsoft-com:vml" xmlns:w10="urn:schemas-microsoft-com:office:word" xmlns:w="http://schemas.openxmlformats.org/wordprocessingml/2006/main" xmlns:w14="http://schemas.microsoft.com/office/word/2010/wordml" xmlns:w15="http://schemas.microsoft.com/office/word/2012/wordml" xmlns:w16cex="http://schemas.microsoft.com/office/word/2018/wordml/cex" xmlns:w16cid="http://schemas.microsoft.com/office/word/2016/wordml/cid" xmlns:w16="http://schemas.microsoft.com/office/word/2018/wordml" xmlns:w16sdtdh="http://schemas.microsoft.com/office/word/2020/wordml/sdtdatahash" xmlns:w16sdtfl="http://schemas.microsoft.com/office/word/2024/wordml/sdtformatlock" xmlns:w16se="http://schemas.microsoft.com/office/word/2015/wordml/symex" xmlns:w16du="http://schemas.microsoft.com/office/word/2023/wordml/word16du" xmlns:wne="http://schemas.microsoft.com/office/word/2006/wordml" mc:Ignorable="w14 w15 w16se w16cid w16 w16cex w16sdtdh w16sdtfl w16du wp14">
   <w:endnote w:type="separator" w:id="-1">
     <w:p>
       <w:pPr>
@@ -4464,7 +4428,7 @@
 </file>
 
 <file path=word/footer1.xml><?xml version="1.0" encoding="utf-8"?>
-<w:ftr xmlns:wpc="http://schemas.microsoft.com/office/word/2010/wordprocessingCanvas" xmlns:cx="http://schemas.microsoft.com/office/drawing/2014/chartex" xmlns:cx1="http://schemas.microsoft.com/office/drawing/2015/9/8/chartex" xmlns:cx2="http://schemas.microsoft.com/office/drawing/2015/10/21/chartex" xmlns:cx3="http://schemas.microsoft.com/office/drawing/2016/5/9/chartex" xmlns:cx4="http://schemas.microsoft.com/office/drawing/2016/5/10/chartex" xmlns:cx5="http://schemas.microsoft.com/office/drawing/2016/5/11/chartex" xmlns:cx6="http://schemas.microsoft.com/office/drawing/2016/5/12/chartex" xmlns:cx7="http://schemas.microsoft.com/office/drawing/2016/5/13/chartex" xmlns:cx8="http://schemas.microsoft.com/office/drawing/2016/5/14/chartex" xmlns:mc="http://schemas.openxmlformats.org/markup-compatibility/2006" xmlns:m="http://schemas.openxmlformats.org/officeDocument/2006/math" xmlns:aink="http://schemas.microsoft.com/office/drawing/2016/ink" xmlns:am3d="http://schemas.microsoft.com/office/drawing/2017/model3d" xmlns:oel="http://schemas.microsoft.com/office/2019/extlst" xmlns:r="http://schemas.openxmlformats.org/officeDocument/2006/relationships" xmlns:wp14="http://schemas.microsoft.com/office/word/2010/wordprocessingDrawing" xmlns:wp="http://schemas.openxmlformats.org/drawingml/2006/wordprocessingDrawing" xmlns:wpg="http://schemas.microsoft.com/office/word/2010/wordprocessingGroup" xmlns:wpi="http://schemas.microsoft.com/office/word/2010/wordprocessingInk" xmlns:wps="http://schemas.microsoft.com/office/word/2010/wordprocessingShape" xmlns:o="urn:schemas-microsoft-com:office:office" xmlns:v="urn:schemas-microsoft-com:vml" xmlns:w10="urn:schemas-microsoft-com:office:word" xmlns:w="http://schemas.openxmlformats.org/wordprocessingml/2006/main" xmlns:w14="http://schemas.microsoft.com/office/word/2010/wordml" xmlns:w15="http://schemas.microsoft.com/office/word/2012/wordml" xmlns:w16cei="http://schemas.microsoft.com/office/word/2026/wordml/cei" xmlns:w16cex="http://schemas.microsoft.com/office/word/2018/wordml/cex" xmlns:w16cid="http://schemas.microsoft.com/office/word/2016/wordml/cid" xmlns:w16="http://schemas.microsoft.com/office/word/2018/wordml" xmlns:w16sdtdh="http://schemas.microsoft.com/office/word/2020/wordml/sdtdatahash" xmlns:w16sdtfl="http://schemas.microsoft.com/office/word/2024/wordml/sdtformatlock" xmlns:w16se="http://schemas.microsoft.com/office/word/2015/wordml/symex" xmlns:w16du="http://schemas.microsoft.com/office/word/2023/wordml/word16du" xmlns:wne="http://schemas.microsoft.com/office/word/2006/wordml" mc:Ignorable="w14 w15 w16se w16cid w16 w16cex w16sdtdh w16sdtfl w16du wp14">
+<w:ftr xmlns:wpc="http://schemas.microsoft.com/office/word/2010/wordprocessingCanvas" xmlns:cx="http://schemas.microsoft.com/office/drawing/2014/chartex" xmlns:cx1="http://schemas.microsoft.com/office/drawing/2015/9/8/chartex" xmlns:cx2="http://schemas.microsoft.com/office/drawing/2015/10/21/chartex" xmlns:cx3="http://schemas.microsoft.com/office/drawing/2016/5/9/chartex" xmlns:cx4="http://schemas.microsoft.com/office/drawing/2016/5/10/chartex" xmlns:cx5="http://schemas.microsoft.com/office/drawing/2016/5/11/chartex" xmlns:cx6="http://schemas.microsoft.com/office/drawing/2016/5/12/chartex" xmlns:cx7="http://schemas.microsoft.com/office/drawing/2016/5/13/chartex" xmlns:cx8="http://schemas.microsoft.com/office/drawing/2016/5/14/chartex" xmlns:mc="http://schemas.openxmlformats.org/markup-compatibility/2006" xmlns:m="http://schemas.openxmlformats.org/officeDocument/2006/math" xmlns:aink="http://schemas.microsoft.com/office/drawing/2016/ink" xmlns:am3d="http://schemas.microsoft.com/office/drawing/2017/model3d" xmlns:oel="http://schemas.microsoft.com/office/2019/extlst" xmlns:r="http://schemas.openxmlformats.org/officeDocument/2006/relationships" xmlns:wp14="http://schemas.microsoft.com/office/word/2010/wordprocessingDrawing" xmlns:wp="http://schemas.openxmlformats.org/drawingml/2006/wordprocessingDrawing" xmlns:wpg="http://schemas.microsoft.com/office/word/2010/wordprocessingGroup" xmlns:wpi="http://schemas.microsoft.com/office/word/2010/wordprocessingInk" xmlns:wps="http://schemas.microsoft.com/office/word/2010/wordprocessingShape" xmlns:o="urn:schemas-microsoft-com:office:office" xmlns:v="urn:schemas-microsoft-com:vml" xmlns:w10="urn:schemas-microsoft-com:office:word" xmlns:w="http://schemas.openxmlformats.org/wordprocessingml/2006/main" xmlns:w14="http://schemas.microsoft.com/office/word/2010/wordml" xmlns:w15="http://schemas.microsoft.com/office/word/2012/wordml" xmlns:w16cex="http://schemas.microsoft.com/office/word/2018/wordml/cex" xmlns:w16cid="http://schemas.microsoft.com/office/word/2016/wordml/cid" xmlns:w16="http://schemas.microsoft.com/office/word/2018/wordml" xmlns:w16sdtdh="http://schemas.microsoft.com/office/word/2020/wordml/sdtdatahash" xmlns:w16sdtfl="http://schemas.microsoft.com/office/word/2024/wordml/sdtformatlock" xmlns:w16se="http://schemas.microsoft.com/office/word/2015/wordml/symex" xmlns:w16du="http://schemas.microsoft.com/office/word/2023/wordml/word16du" xmlns:wne="http://schemas.microsoft.com/office/word/2006/wordml" mc:Ignorable="w14 w15 w16se w16cid w16 w16cex w16sdtdh w16sdtfl w16du wp14">
   <w:p>
     <w:pPr>
       <w:jc w:val="right"/>
@@ -4492,13 +4456,13 @@
 </file>
 
 <file path=word/footer2.xml><?xml version="1.0" encoding="utf-8"?>
-<w:ftr xmlns:wpc="http://schemas.microsoft.com/office/word/2010/wordprocessingCanvas" xmlns:cx="http://schemas.microsoft.com/office/drawing/2014/chartex" xmlns:cx1="http://schemas.microsoft.com/office/drawing/2015/9/8/chartex" xmlns:cx2="http://schemas.microsoft.com/office/drawing/2015/10/21/chartex" xmlns:cx3="http://schemas.microsoft.com/office/drawing/2016/5/9/chartex" xmlns:cx4="http://schemas.microsoft.com/office/drawing/2016/5/10/chartex" xmlns:cx5="http://schemas.microsoft.com/office/drawing/2016/5/11/chartex" xmlns:cx6="http://schemas.microsoft.com/office/drawing/2016/5/12/chartex" xmlns:cx7="http://schemas.microsoft.com/office/drawing/2016/5/13/chartex" xmlns:cx8="http://schemas.microsoft.com/office/drawing/2016/5/14/chartex" xmlns:mc="http://schemas.openxmlformats.org/markup-compatibility/2006" xmlns:m="http://schemas.openxmlformats.org/officeDocument/2006/math" xmlns:aink="http://schemas.microsoft.com/office/drawing/2016/ink" xmlns:am3d="http://schemas.microsoft.com/office/drawing/2017/model3d" xmlns:oel="http://schemas.microsoft.com/office/2019/extlst" xmlns:r="http://schemas.openxmlformats.org/officeDocument/2006/relationships" xmlns:wp14="http://schemas.microsoft.com/office/word/2010/wordprocessingDrawing" xmlns:wp="http://schemas.openxmlformats.org/drawingml/2006/wordprocessingDrawing" xmlns:wpg="http://schemas.microsoft.com/office/word/2010/wordprocessingGroup" xmlns:wpi="http://schemas.microsoft.com/office/word/2010/wordprocessingInk" xmlns:wps="http://schemas.microsoft.com/office/word/2010/wordprocessingShape" xmlns:o="urn:schemas-microsoft-com:office:office" xmlns:v="urn:schemas-microsoft-com:vml" xmlns:w10="urn:schemas-microsoft-com:office:word" xmlns:w="http://schemas.openxmlformats.org/wordprocessingml/2006/main" xmlns:w14="http://schemas.microsoft.com/office/word/2010/wordml" xmlns:w15="http://schemas.microsoft.com/office/word/2012/wordml" xmlns:w16cei="http://schemas.microsoft.com/office/word/2026/wordml/cei" xmlns:w16cex="http://schemas.microsoft.com/office/word/2018/wordml/cex" xmlns:w16cid="http://schemas.microsoft.com/office/word/2016/wordml/cid" xmlns:w16="http://schemas.microsoft.com/office/word/2018/wordml" xmlns:w16sdtdh="http://schemas.microsoft.com/office/word/2020/wordml/sdtdatahash" xmlns:w16sdtfl="http://schemas.microsoft.com/office/word/2024/wordml/sdtformatlock" xmlns:w16se="http://schemas.microsoft.com/office/word/2015/wordml/symex" xmlns:w16du="http://schemas.microsoft.com/office/word/2023/wordml/word16du" xmlns:wne="http://schemas.microsoft.com/office/word/2006/wordml" mc:Ignorable="w14 w15 w16se w16cid w16 w16cex w16sdtdh w16sdtfl w16du wp14">
+<w:ftr xmlns:wpc="http://schemas.microsoft.com/office/word/2010/wordprocessingCanvas" xmlns:cx="http://schemas.microsoft.com/office/drawing/2014/chartex" xmlns:cx1="http://schemas.microsoft.com/office/drawing/2015/9/8/chartex" xmlns:cx2="http://schemas.microsoft.com/office/drawing/2015/10/21/chartex" xmlns:cx3="http://schemas.microsoft.com/office/drawing/2016/5/9/chartex" xmlns:cx4="http://schemas.microsoft.com/office/drawing/2016/5/10/chartex" xmlns:cx5="http://schemas.microsoft.com/office/drawing/2016/5/11/chartex" xmlns:cx6="http://schemas.microsoft.com/office/drawing/2016/5/12/chartex" xmlns:cx7="http://schemas.microsoft.com/office/drawing/2016/5/13/chartex" xmlns:cx8="http://schemas.microsoft.com/office/drawing/2016/5/14/chartex" xmlns:mc="http://schemas.openxmlformats.org/markup-compatibility/2006" xmlns:m="http://schemas.openxmlformats.org/officeDocument/2006/math" xmlns:aink="http://schemas.microsoft.com/office/drawing/2016/ink" xmlns:am3d="http://schemas.microsoft.com/office/drawing/2017/model3d" xmlns:oel="http://schemas.microsoft.com/office/2019/extlst" xmlns:r="http://schemas.openxmlformats.org/officeDocument/2006/relationships" xmlns:wp14="http://schemas.microsoft.com/office/word/2010/wordprocessingDrawing" xmlns:wp="http://schemas.openxmlformats.org/drawingml/2006/wordprocessingDrawing" xmlns:wpg="http://schemas.microsoft.com/office/word/2010/wordprocessingGroup" xmlns:wpi="http://schemas.microsoft.com/office/word/2010/wordprocessingInk" xmlns:wps="http://schemas.microsoft.com/office/word/2010/wordprocessingShape" xmlns:o="urn:schemas-microsoft-com:office:office" xmlns:v="urn:schemas-microsoft-com:vml" xmlns:w10="urn:schemas-microsoft-com:office:word" xmlns:w="http://schemas.openxmlformats.org/wordprocessingml/2006/main" xmlns:w14="http://schemas.microsoft.com/office/word/2010/wordml" xmlns:w15="http://schemas.microsoft.com/office/word/2012/wordml" xmlns:w16cex="http://schemas.microsoft.com/office/word/2018/wordml/cex" xmlns:w16cid="http://schemas.microsoft.com/office/word/2016/wordml/cid" xmlns:w16="http://schemas.microsoft.com/office/word/2018/wordml" xmlns:w16sdtdh="http://schemas.microsoft.com/office/word/2020/wordml/sdtdatahash" xmlns:w16sdtfl="http://schemas.microsoft.com/office/word/2024/wordml/sdtformatlock" xmlns:w16se="http://schemas.microsoft.com/office/word/2015/wordml/symex" xmlns:w16du="http://schemas.microsoft.com/office/word/2023/wordml/word16du" xmlns:wne="http://schemas.microsoft.com/office/word/2006/wordml" mc:Ignorable="w14 w15 w16se w16cid w16 w16cex w16sdtdh w16sdtfl w16du wp14">
   <w:p/>
 </w:ftr>
 </file>
 
 <file path=word/footnotes.xml><?xml version="1.0" encoding="utf-8"?>
-<w:footnotes xmlns:wpc="http://schemas.microsoft.com/office/word/2010/wordprocessingCanvas" xmlns:cx="http://schemas.microsoft.com/office/drawing/2014/chartex" xmlns:cx1="http://schemas.microsoft.com/office/drawing/2015/9/8/chartex" xmlns:cx2="http://schemas.microsoft.com/office/drawing/2015/10/21/chartex" xmlns:cx3="http://schemas.microsoft.com/office/drawing/2016/5/9/chartex" xmlns:cx4="http://schemas.microsoft.com/office/drawing/2016/5/10/chartex" xmlns:cx5="http://schemas.microsoft.com/office/drawing/2016/5/11/chartex" xmlns:cx6="http://schemas.microsoft.com/office/drawing/2016/5/12/chartex" xmlns:cx7="http://schemas.microsoft.com/office/drawing/2016/5/13/chartex" xmlns:cx8="http://schemas.microsoft.com/office/drawing/2016/5/14/chartex" xmlns:mc="http://schemas.openxmlformats.org/markup-compatibility/2006" xmlns:m="http://schemas.openxmlformats.org/officeDocument/2006/math" xmlns:aink="http://schemas.microsoft.com/office/drawing/2016/ink" xmlns:am3d="http://schemas.microsoft.com/office/drawing/2017/model3d" xmlns:oel="http://schemas.microsoft.com/office/2019/extlst" xmlns:r="http://schemas.openxmlformats.org/officeDocument/2006/relationships" xmlns:wp14="http://schemas.microsoft.com/office/word/2010/wordprocessingDrawing" xmlns:wp="http://schemas.openxmlformats.org/drawingml/2006/wordprocessingDrawing" xmlns:wpg="http://schemas.microsoft.com/office/word/2010/wordprocessingGroup" xmlns:wpi="http://schemas.microsoft.com/office/word/2010/wordprocessingInk" xmlns:wps="http://schemas.microsoft.com/office/word/2010/wordprocessingShape" xmlns:o="urn:schemas-microsoft-com:office:office" xmlns:v="urn:schemas-microsoft-com:vml" xmlns:w10="urn:schemas-microsoft-com:office:word" xmlns:w="http://schemas.openxmlformats.org/wordprocessingml/2006/main" xmlns:w14="http://schemas.microsoft.com/office/word/2010/wordml" xmlns:w15="http://schemas.microsoft.com/office/word/2012/wordml" xmlns:w16cei="http://schemas.microsoft.com/office/word/2026/wordml/cei" xmlns:w16cex="http://schemas.microsoft.com/office/word/2018/wordml/cex" xmlns:w16cid="http://schemas.microsoft.com/office/word/2016/wordml/cid" xmlns:w16="http://schemas.microsoft.com/office/word/2018/wordml" xmlns:w16sdtdh="http://schemas.microsoft.com/office/word/2020/wordml/sdtdatahash" xmlns:w16sdtfl="http://schemas.microsoft.com/office/word/2024/wordml/sdtformatlock" xmlns:w16se="http://schemas.microsoft.com/office/word/2015/wordml/symex" xmlns:w16du="http://schemas.microsoft.com/office/word/2023/wordml/word16du" xmlns:wne="http://schemas.microsoft.com/office/word/2006/wordml" mc:Ignorable="w14 w15 w16se w16cid w16 w16cex w16sdtdh w16sdtfl w16du wp14">
+<w:footnotes xmlns:wpc="http://schemas.microsoft.com/office/word/2010/wordprocessingCanvas" xmlns:cx="http://schemas.microsoft.com/office/drawing/2014/chartex" xmlns:cx1="http://schemas.microsoft.com/office/drawing/2015/9/8/chartex" xmlns:cx2="http://schemas.microsoft.com/office/drawing/2015/10/21/chartex" xmlns:cx3="http://schemas.microsoft.com/office/drawing/2016/5/9/chartex" xmlns:cx4="http://schemas.microsoft.com/office/drawing/2016/5/10/chartex" xmlns:cx5="http://schemas.microsoft.com/office/drawing/2016/5/11/chartex" xmlns:cx6="http://schemas.microsoft.com/office/drawing/2016/5/12/chartex" xmlns:cx7="http://schemas.microsoft.com/office/drawing/2016/5/13/chartex" xmlns:cx8="http://schemas.microsoft.com/office/drawing/2016/5/14/chartex" xmlns:mc="http://schemas.openxmlformats.org/markup-compatibility/2006" xmlns:m="http://schemas.openxmlformats.org/officeDocument/2006/math" xmlns:aink="http://schemas.microsoft.com/office/drawing/2016/ink" xmlns:am3d="http://schemas.microsoft.com/office/drawing/2017/model3d" xmlns:oel="http://schemas.microsoft.com/office/2019/extlst" xmlns:r="http://schemas.openxmlformats.org/officeDocument/2006/relationships" xmlns:wp14="http://schemas.microsoft.com/office/word/2010/wordprocessingDrawing" xmlns:wp="http://schemas.openxmlformats.org/drawingml/2006/wordprocessingDrawing" xmlns:wpg="http://schemas.microsoft.com/office/word/2010/wordprocessingGroup" xmlns:wpi="http://schemas.microsoft.com/office/word/2010/wordprocessingInk" xmlns:wps="http://schemas.microsoft.com/office/word/2010/wordprocessingShape" xmlns:o="urn:schemas-microsoft-com:office:office" xmlns:v="urn:schemas-microsoft-com:vml" xmlns:w10="urn:schemas-microsoft-com:office:word" xmlns:w="http://schemas.openxmlformats.org/wordprocessingml/2006/main" xmlns:w14="http://schemas.microsoft.com/office/word/2010/wordml" xmlns:w15="http://schemas.microsoft.com/office/word/2012/wordml" xmlns:w16cex="http://schemas.microsoft.com/office/word/2018/wordml/cex" xmlns:w16cid="http://schemas.microsoft.com/office/word/2016/wordml/cid" xmlns:w16="http://schemas.microsoft.com/office/word/2018/wordml" xmlns:w16sdtdh="http://schemas.microsoft.com/office/word/2020/wordml/sdtdatahash" xmlns:w16sdtfl="http://schemas.microsoft.com/office/word/2024/wordml/sdtformatlock" xmlns:w16se="http://schemas.microsoft.com/office/word/2015/wordml/symex" xmlns:w16du="http://schemas.microsoft.com/office/word/2023/wordml/word16du" xmlns:wne="http://schemas.microsoft.com/office/word/2006/wordml" mc:Ignorable="w14 w15 w16se w16cid w16 w16cex w16sdtdh w16sdtfl w16du wp14">
   <w:footnote w:type="separator" w:id="-1">
     <w:p>
       <w:pPr>
@@ -4523,7 +4487,7 @@
 </file>
 
 <file path=word/numbering.xml><?xml version="1.0" encoding="utf-8"?>
-<w:numbering xmlns:wpc="http://schemas.microsoft.com/office/word/2010/wordprocessingCanvas" xmlns:cx="http://schemas.microsoft.com/office/drawing/2014/chartex" xmlns:cx1="http://schemas.microsoft.com/office/drawing/2015/9/8/chartex" xmlns:cx2="http://schemas.microsoft.com/office/drawing/2015/10/21/chartex" xmlns:cx3="http://schemas.microsoft.com/office/drawing/2016/5/9/chartex" xmlns:cx4="http://schemas.microsoft.com/office/drawing/2016/5/10/chartex" xmlns:cx5="http://schemas.microsoft.com/office/drawing/2016/5/11/chartex" xmlns:cx6="http://schemas.microsoft.com/office/drawing/2016/5/12/chartex" xmlns:cx7="http://schemas.microsoft.com/office/drawing/2016/5/13/chartex" xmlns:cx8="http://schemas.microsoft.com/office/drawing/2016/5/14/chartex" xmlns:mc="http://schemas.openxmlformats.org/markup-compatibility/2006" xmlns:m="http://schemas.openxmlformats.org/officeDocument/2006/math" xmlns:aink="http://schemas.microsoft.com/office/drawing/2016/ink" xmlns:am3d="http://schemas.microsoft.com/office/drawing/2017/model3d" xmlns:oel="http://schemas.microsoft.com/office/2019/extlst" xmlns:r="http://schemas.openxmlformats.org/officeDocument/2006/relationships" xmlns:wp14="http://schemas.microsoft.com/office/word/2010/wordprocessingDrawing" xmlns:wp="http://schemas.openxmlformats.org/drawingml/2006/wordprocessingDrawing" xmlns:wpg="http://schemas.microsoft.com/office/word/2010/wordprocessingGroup" xmlns:wpi="http://schemas.microsoft.com/office/word/2010/wordprocessingInk" xmlns:wps="http://schemas.microsoft.com/office/word/2010/wordprocessingShape" xmlns:o="urn:schemas-microsoft-com:office:office" xmlns:v="urn:schemas-microsoft-com:vml" xmlns:w10="urn:schemas-microsoft-com:office:word" xmlns:w="http://schemas.openxmlformats.org/wordprocessingml/2006/main" xmlns:w14="http://schemas.microsoft.com/office/word/2010/wordml" xmlns:w15="http://schemas.microsoft.com/office/word/2012/wordml" xmlns:w16cei="http://schemas.microsoft.com/office/word/2026/wordml/cei" xmlns:w16cex="http://schemas.microsoft.com/office/word/2018/wordml/cex" xmlns:w16cid="http://schemas.microsoft.com/office/word/2016/wordml/cid" xmlns:w16="http://schemas.microsoft.com/office/word/2018/wordml" xmlns:w16sdtdh="http://schemas.microsoft.com/office/word/2020/wordml/sdtdatahash" xmlns:w16sdtfl="http://schemas.microsoft.com/office/word/2024/wordml/sdtformatlock" xmlns:w16se="http://schemas.microsoft.com/office/word/2015/wordml/symex" xmlns:w16du="http://schemas.microsoft.com/office/word/2023/wordml/word16du" xmlns:wne="http://schemas.microsoft.com/office/word/2006/wordml" mc:Ignorable="w14 w15 w16se w16cid w16 w16cex w16sdtdh w16sdtfl w16du wp14">
+<w:numbering xmlns:wpc="http://schemas.microsoft.com/office/word/2010/wordprocessingCanvas" xmlns:cx="http://schemas.microsoft.com/office/drawing/2014/chartex" xmlns:cx1="http://schemas.microsoft.com/office/drawing/2015/9/8/chartex" xmlns:cx2="http://schemas.microsoft.com/office/drawing/2015/10/21/chartex" xmlns:cx3="http://schemas.microsoft.com/office/drawing/2016/5/9/chartex" xmlns:cx4="http://schemas.microsoft.com/office/drawing/2016/5/10/chartex" xmlns:cx5="http://schemas.microsoft.com/office/drawing/2016/5/11/chartex" xmlns:cx6="http://schemas.microsoft.com/office/drawing/2016/5/12/chartex" xmlns:cx7="http://schemas.microsoft.com/office/drawing/2016/5/13/chartex" xmlns:cx8="http://schemas.microsoft.com/office/drawing/2016/5/14/chartex" xmlns:mc="http://schemas.openxmlformats.org/markup-compatibility/2006" xmlns:m="http://schemas.openxmlformats.org/officeDocument/2006/math" xmlns:aink="http://schemas.microsoft.com/office/drawing/2016/ink" xmlns:am3d="http://schemas.microsoft.com/office/drawing/2017/model3d" xmlns:oel="http://schemas.microsoft.com/office/2019/extlst" xmlns:r="http://schemas.openxmlformats.org/officeDocument/2006/relationships" xmlns:wp14="http://schemas.microsoft.com/office/word/2010/wordprocessingDrawing" xmlns:wp="http://schemas.openxmlformats.org/drawingml/2006/wordprocessingDrawing" xmlns:wpg="http://schemas.microsoft.com/office/word/2010/wordprocessingGroup" xmlns:wpi="http://schemas.microsoft.com/office/word/2010/wordprocessingInk" xmlns:wps="http://schemas.microsoft.com/office/word/2010/wordprocessingShape" xmlns:o="urn:schemas-microsoft-com:office:office" xmlns:v="urn:schemas-microsoft-com:vml" xmlns:w10="urn:schemas-microsoft-com:office:word" xmlns:w="http://schemas.openxmlformats.org/wordprocessingml/2006/main" xmlns:w14="http://schemas.microsoft.com/office/word/2010/wordml" xmlns:w15="http://schemas.microsoft.com/office/word/2012/wordml" xmlns:w16cex="http://schemas.microsoft.com/office/word/2018/wordml/cex" xmlns:w16cid="http://schemas.microsoft.com/office/word/2016/wordml/cid" xmlns:w16="http://schemas.microsoft.com/office/word/2018/wordml" xmlns:w16sdtdh="http://schemas.microsoft.com/office/word/2020/wordml/sdtdatahash" xmlns:w16sdtfl="http://schemas.microsoft.com/office/word/2024/wordml/sdtformatlock" xmlns:w16se="http://schemas.microsoft.com/office/word/2015/wordml/symex" xmlns:w16du="http://schemas.microsoft.com/office/word/2023/wordml/word16du" xmlns:wne="http://schemas.microsoft.com/office/word/2006/wordml" mc:Ignorable="w14 w15 w16se w16cid w16 w16cex w16sdtdh w16sdtfl w16du wp14">
   <w:abstractNum w:abstractNumId="0" w15:restartNumberingAfterBreak="0">
     <w:nsid w:val="02536786"/>
     <w:multiLevelType w:val="multilevel"/>
@@ -8065,9 +8029,9 @@
     <w:link w:val="TitleChar"/>
     <w:uiPriority w:val="10"/>
     <w:qFormat/>
-    <w:rsid w:val="00242606"/>
+    <w:rsid w:val="009A7622"/>
     <w:pPr>
-      <w:spacing w:after="80"/>
+      <w:spacing w:before="120" w:after="0"/>
       <w:jc w:val="center"/>
     </w:pPr>
     <w:rPr>
@@ -8106,7 +8070,7 @@
     <w:basedOn w:val="DefaultParagraphFont"/>
     <w:link w:val="Title"/>
     <w:uiPriority w:val="10"/>
-    <w:rsid w:val="00242606"/>
+    <w:rsid w:val="009A7622"/>
     <w:rPr>
       <w:rFonts w:ascii="Arial" w:eastAsia="Play" w:hAnsi="Arial" w:cs="Play"/>
       <w:b/>
@@ -8119,11 +8083,9 @@
     <w:basedOn w:val="DefaultParagraphFont"/>
     <w:link w:val="Subtitle"/>
     <w:uiPriority w:val="11"/>
-    <w:rsid w:val="00A10FD9"/>
+    <w:rsid w:val="00F306E6"/>
     <w:rPr>
-      <w:rFonts w:eastAsiaTheme="majorEastAsia" w:cstheme="majorBidi"/>
-      <w:color w:val="595959" w:themeColor="text1" w:themeTint="A6"/>
-      <w:spacing w:val="15"/>
+      <w:rFonts w:ascii="Play" w:eastAsia="Play" w:hAnsi="Play" w:cs="Play"/>
       <w:sz w:val="28"/>
       <w:szCs w:val="28"/>
     </w:rPr>
@@ -8374,14 +8336,14 @@
       </w:tblCellMar>
     </w:tblPr>
     <w:trPr>
-      <w:trHeight w:hRule="atLeast" w:val="3402"/>
+      <w:trHeight w:val="3402"/>
     </w:trPr>
     <w:tblStylePr w:type="firstRow">
       <w:tblPr>
         <w:jc w:val="left"/>
       </w:tblPr>
       <w:trPr>
-        <w:trHeight w:hRule="atLeast" w:val="680"/>
+        <w:trHeight w:val="680"/>
         <w:jc w:val="left"/>
       </w:trPr>
       <w:tcPr>
@@ -8428,11 +8390,9 @@
     <w:basedOn w:val="Caption"/>
     <w:rsid w:val="00B92A44"/>
     <w:pPr>
-      <w:jc w:val="left"/>
       <w:keepNext/>
     </w:pPr>
     <w:rPr>
-      <w:sz w:val="20"/>
       <w:szCs w:val="20"/>
     </w:rPr>
   </w:style>
@@ -8441,11 +8401,9 @@
     <w:basedOn w:val="Caption"/>
     <w:rsid w:val="00B92A44"/>
     <w:pPr>
-      <w:jc w:val="left"/>
       <w:spacing w:before="60" w:after="0"/>
     </w:pPr>
     <w:rPr>
-      <w:sz w:val="20"/>
       <w:szCs w:val="20"/>
     </w:rPr>
   </w:style>
@@ -9035,8 +8993,9 @@
     <w:link w:val="SubtitleChar"/>
     <w:uiPriority w:val="11"/>
     <w:qFormat/>
+    <w:rsid w:val="00F306E6"/>
     <w:pPr>
-      <w:spacing w:after="80"/>
+      <w:spacing w:before="0" w:after="0" w:line="240" w:lineRule="auto"/>
       <w:jc w:val="center"/>
     </w:pPr>
     <w:rPr>
